--- a/FAQs.docx
+++ b/FAQs.docx
@@ -751,43 +751,7 @@
                 <w:szCs w:val="24"/>
                 <w:lang w:eastAsia="en-ZA"/>
               </w:rPr>
-              <w:t>As a Pool Owner you can re</w:t>
-            </w:r>
-            <w:r>
-              <w:rPr>
-                <w:rFonts w:ascii="Times New Roman" w:eastAsia="Times New Roman" w:hAnsi="Times New Roman" w:cs="Times New Roman"/>
-                <w:sz w:val="24"/>
-                <w:szCs w:val="24"/>
-                <w:lang w:eastAsia="en-ZA"/>
-              </w:rPr>
-              <w:t>view</w:t>
-            </w:r>
-            <w:r>
-              <w:rPr>
-                <w:rFonts w:ascii="Times New Roman" w:eastAsia="Times New Roman" w:hAnsi="Times New Roman" w:cs="Times New Roman"/>
-                <w:sz w:val="24"/>
-                <w:szCs w:val="24"/>
-                <w:lang w:eastAsia="en-ZA"/>
-              </w:rPr>
-              <w:t xml:space="preserve"> </w:t>
-            </w:r>
-            <w:r>
-              <w:rPr>
-                <w:rFonts w:ascii="Times New Roman" w:eastAsia="Times New Roman" w:hAnsi="Times New Roman" w:cs="Times New Roman"/>
-                <w:sz w:val="24"/>
-                <w:szCs w:val="24"/>
-                <w:lang w:eastAsia="en-ZA"/>
-              </w:rPr>
-              <w:t>quotes</w:t>
-            </w:r>
-            <w:r>
-              <w:rPr>
-                <w:rFonts w:ascii="Times New Roman" w:eastAsia="Times New Roman" w:hAnsi="Times New Roman" w:cs="Times New Roman"/>
-                <w:sz w:val="24"/>
-                <w:szCs w:val="24"/>
-                <w:lang w:eastAsia="en-ZA"/>
-              </w:rPr>
-              <w:t xml:space="preserve"> by:</w:t>
+              <w:t>As a Pool Owner you can review quotes by:</w:t>
             </w:r>
             <w:r>
               <w:rPr>
@@ -996,8 +960,8 @@
         <w:tblLook w:val="04A0" w:firstRow="1" w:lastRow="0" w:firstColumn="1" w:lastColumn="0" w:noHBand="0" w:noVBand="1"/>
       </w:tblPr>
       <w:tblGrid>
-        <w:gridCol w:w="6361"/>
-        <w:gridCol w:w="2649"/>
+        <w:gridCol w:w="3815"/>
+        <w:gridCol w:w="5195"/>
       </w:tblGrid>
       <w:tr>
         <w:trPr>
@@ -1128,14 +1092,78 @@
           </w:tcPr>
           <w:p>
             <w:pPr>
-              <w:spacing w:after="480" w:line="240" w:lineRule="auto"/>
-              <w:rPr>
-                <w:rFonts w:ascii="Times New Roman" w:eastAsia="Times New Roman" w:hAnsi="Times New Roman" w:cs="Times New Roman"/>
-                <w:sz w:val="24"/>
-                <w:szCs w:val="24"/>
-                <w:lang w:eastAsia="en-ZA"/>
-              </w:rPr>
-            </w:pPr>
+              <w:pStyle w:val="ListParagraph"/>
+              <w:numPr>
+                <w:ilvl w:val="0"/>
+                <w:numId w:val="2"/>
+              </w:numPr>
+              <w:spacing w:after="480" w:line="240" w:lineRule="auto"/>
+              <w:rPr>
+                <w:rFonts w:ascii="Times New Roman" w:eastAsia="Times New Roman" w:hAnsi="Times New Roman" w:cs="Times New Roman"/>
+                <w:sz w:val="24"/>
+                <w:szCs w:val="24"/>
+                <w:lang w:eastAsia="en-ZA"/>
+              </w:rPr>
+            </w:pPr>
+            <w:r>
+              <w:rPr>
+                <w:rFonts w:ascii="Times New Roman" w:eastAsia="Times New Roman" w:hAnsi="Times New Roman" w:cs="Times New Roman"/>
+                <w:sz w:val="24"/>
+                <w:szCs w:val="24"/>
+                <w:lang w:eastAsia="en-ZA"/>
+              </w:rPr>
+              <w:t>From your Home Screen click on the “Menu button” at the bottom left.</w:t>
+            </w:r>
+          </w:p>
+          <w:p>
+            <w:pPr>
+              <w:pStyle w:val="ListParagraph"/>
+              <w:numPr>
+                <w:ilvl w:val="0"/>
+                <w:numId w:val="2"/>
+              </w:numPr>
+              <w:spacing w:after="480" w:line="240" w:lineRule="auto"/>
+              <w:rPr>
+                <w:rFonts w:ascii="Times New Roman" w:eastAsia="Times New Roman" w:hAnsi="Times New Roman" w:cs="Times New Roman"/>
+                <w:sz w:val="24"/>
+                <w:szCs w:val="24"/>
+                <w:lang w:eastAsia="en-ZA"/>
+              </w:rPr>
+            </w:pPr>
+            <w:r>
+              <w:rPr>
+                <w:rFonts w:ascii="Times New Roman" w:eastAsia="Times New Roman" w:hAnsi="Times New Roman" w:cs="Times New Roman"/>
+                <w:sz w:val="24"/>
+                <w:szCs w:val="24"/>
+                <w:lang w:eastAsia="en-ZA"/>
+              </w:rPr>
+              <w:t>In the navigation menu click on Service Requests.</w:t>
+            </w:r>
+          </w:p>
+          <w:p>
+            <w:pPr>
+              <w:pStyle w:val="ListParagraph"/>
+              <w:numPr>
+                <w:ilvl w:val="0"/>
+                <w:numId w:val="2"/>
+              </w:numPr>
+              <w:spacing w:after="480" w:line="240" w:lineRule="auto"/>
+              <w:rPr>
+                <w:rFonts w:ascii="Times New Roman" w:eastAsia="Times New Roman" w:hAnsi="Times New Roman" w:cs="Times New Roman"/>
+                <w:sz w:val="24"/>
+                <w:szCs w:val="24"/>
+                <w:lang w:eastAsia="en-ZA"/>
+              </w:rPr>
+            </w:pPr>
+            <w:r>
+              <w:rPr>
+                <w:rFonts w:ascii="Times New Roman" w:eastAsia="Times New Roman" w:hAnsi="Times New Roman" w:cs="Times New Roman"/>
+                <w:sz w:val="24"/>
+                <w:szCs w:val="24"/>
+                <w:lang w:eastAsia="en-ZA"/>
+              </w:rPr>
+              <w:t>You will be able to see a list of all current services requested by public pool owners</w:t>
+            </w:r>
           </w:p>
         </w:tc>
       </w:tr>
@@ -1192,14 +1220,103 @@
           </w:tcPr>
           <w:p>
             <w:pPr>
-              <w:spacing w:after="480" w:line="240" w:lineRule="auto"/>
-              <w:rPr>
-                <w:rFonts w:ascii="Times New Roman" w:eastAsia="Times New Roman" w:hAnsi="Times New Roman" w:cs="Times New Roman"/>
-                <w:sz w:val="24"/>
-                <w:szCs w:val="24"/>
-                <w:lang w:eastAsia="en-ZA"/>
-              </w:rPr>
-            </w:pPr>
+              <w:pStyle w:val="ListParagraph"/>
+              <w:numPr>
+                <w:ilvl w:val="0"/>
+                <w:numId w:val="3"/>
+              </w:numPr>
+              <w:spacing w:after="480" w:line="240" w:lineRule="auto"/>
+              <w:rPr>
+                <w:rFonts w:ascii="Times New Roman" w:eastAsia="Times New Roman" w:hAnsi="Times New Roman" w:cs="Times New Roman"/>
+                <w:sz w:val="24"/>
+                <w:szCs w:val="24"/>
+                <w:lang w:eastAsia="en-ZA"/>
+              </w:rPr>
+            </w:pPr>
+            <w:r>
+              <w:rPr>
+                <w:rFonts w:ascii="Times New Roman" w:eastAsia="Times New Roman" w:hAnsi="Times New Roman" w:cs="Times New Roman"/>
+                <w:sz w:val="24"/>
+                <w:szCs w:val="24"/>
+                <w:lang w:eastAsia="en-ZA"/>
+              </w:rPr>
+              <w:t>Navigate to the “Current Service Requests” screen from your home screen by following Q7</w:t>
+            </w:r>
+          </w:p>
+          <w:p>
+            <w:pPr>
+              <w:pStyle w:val="ListParagraph"/>
+              <w:numPr>
+                <w:ilvl w:val="0"/>
+                <w:numId w:val="3"/>
+              </w:numPr>
+              <w:spacing w:after="480" w:line="240" w:lineRule="auto"/>
+              <w:rPr>
+                <w:rFonts w:ascii="Times New Roman" w:eastAsia="Times New Roman" w:hAnsi="Times New Roman" w:cs="Times New Roman"/>
+                <w:sz w:val="24"/>
+                <w:szCs w:val="24"/>
+                <w:lang w:eastAsia="en-ZA"/>
+              </w:rPr>
+            </w:pPr>
+            <w:r>
+              <w:rPr>
+                <w:rFonts w:ascii="Times New Roman" w:eastAsia="Times New Roman" w:hAnsi="Times New Roman" w:cs="Times New Roman"/>
+                <w:sz w:val="24"/>
+                <w:szCs w:val="24"/>
+                <w:lang w:eastAsia="en-ZA"/>
+              </w:rPr>
+              <w:t>Click on a specific service request</w:t>
+            </w:r>
+          </w:p>
+          <w:p>
+            <w:pPr>
+              <w:pStyle w:val="ListParagraph"/>
+              <w:numPr>
+                <w:ilvl w:val="0"/>
+                <w:numId w:val="3"/>
+              </w:numPr>
+              <w:spacing w:after="480" w:line="240" w:lineRule="auto"/>
+              <w:rPr>
+                <w:rFonts w:ascii="Times New Roman" w:eastAsia="Times New Roman" w:hAnsi="Times New Roman" w:cs="Times New Roman"/>
+                <w:sz w:val="24"/>
+                <w:szCs w:val="24"/>
+                <w:lang w:eastAsia="en-ZA"/>
+              </w:rPr>
+            </w:pPr>
+            <w:r>
+              <w:rPr>
+                <w:rFonts w:ascii="Times New Roman" w:eastAsia="Times New Roman" w:hAnsi="Times New Roman" w:cs="Times New Roman"/>
+                <w:sz w:val="24"/>
+                <w:szCs w:val="24"/>
+                <w:lang w:eastAsia="en-ZA"/>
+              </w:rPr>
+              <w:t>You will be brought to the Offer screen where you can quote the client by filling in the respective fields</w:t>
+            </w:r>
+          </w:p>
+          <w:p>
+            <w:pPr>
+              <w:pStyle w:val="ListParagraph"/>
+              <w:numPr>
+                <w:ilvl w:val="0"/>
+                <w:numId w:val="3"/>
+              </w:numPr>
+              <w:spacing w:after="480" w:line="240" w:lineRule="auto"/>
+              <w:rPr>
+                <w:rFonts w:ascii="Times New Roman" w:eastAsia="Times New Roman" w:hAnsi="Times New Roman" w:cs="Times New Roman"/>
+                <w:sz w:val="24"/>
+                <w:szCs w:val="24"/>
+                <w:lang w:eastAsia="en-ZA"/>
+              </w:rPr>
+            </w:pPr>
+            <w:r>
+              <w:rPr>
+                <w:rFonts w:ascii="Times New Roman" w:eastAsia="Times New Roman" w:hAnsi="Times New Roman" w:cs="Times New Roman"/>
+                <w:sz w:val="24"/>
+                <w:szCs w:val="24"/>
+                <w:lang w:eastAsia="en-ZA"/>
+              </w:rPr>
+              <w:t>For additional control, you may upload a custom quote document with your business branding and information.</w:t>
+            </w:r>
           </w:p>
         </w:tc>
       </w:tr>
@@ -1238,6 +1355,7 @@
                 <w:szCs w:val="24"/>
                 <w:lang w:eastAsia="en-ZA"/>
               </w:rPr>
+              <w:lastRenderedPageBreak/>
               <w:t>Q9: What do the different quote statuses mean (e.g., New, Accepted, Rejected, Expired)?</w:t>
             </w:r>
           </w:p>
@@ -1258,6 +1376,84 @@
                 <w:lang w:eastAsia="en-ZA"/>
               </w:rPr>
             </w:pPr>
+            <w:r>
+              <w:rPr>
+                <w:rFonts w:ascii="Times New Roman" w:eastAsia="Times New Roman" w:hAnsi="Times New Roman" w:cs="Times New Roman"/>
+                <w:sz w:val="20"/>
+                <w:szCs w:val="20"/>
+                <w:lang w:eastAsia="en-ZA"/>
+              </w:rPr>
+              <w:t>Quote types meaning:</w:t>
+            </w:r>
+            <w:r>
+              <w:rPr>
+                <w:rFonts w:ascii="Times New Roman" w:eastAsia="Times New Roman" w:hAnsi="Times New Roman" w:cs="Times New Roman"/>
+                <w:sz w:val="20"/>
+                <w:szCs w:val="20"/>
+                <w:lang w:eastAsia="en-ZA"/>
+              </w:rPr>
+              <w:br/>
+              <w:t xml:space="preserve">New: The quote has been added recently </w:t>
+            </w:r>
+            <w:r>
+              <w:rPr>
+                <w:rFonts w:ascii="Times New Roman" w:eastAsia="Times New Roman" w:hAnsi="Times New Roman" w:cs="Times New Roman"/>
+                <w:sz w:val="20"/>
+                <w:szCs w:val="20"/>
+                <w:lang w:eastAsia="en-ZA"/>
+              </w:rPr>
+              <w:br/>
+              <w:t>Accepted: The pool owner has accepted your request. You will now be required to start the service agreement process</w:t>
+            </w:r>
+            <w:r>
+              <w:rPr>
+                <w:rFonts w:ascii="Times New Roman" w:eastAsia="Times New Roman" w:hAnsi="Times New Roman" w:cs="Times New Roman"/>
+                <w:sz w:val="20"/>
+                <w:szCs w:val="20"/>
+                <w:lang w:eastAsia="en-ZA"/>
+              </w:rPr>
+              <w:t>.</w:t>
+            </w:r>
+          </w:p>
+          <w:p>
+            <w:pPr>
+              <w:spacing w:after="480" w:line="240" w:lineRule="auto"/>
+              <w:rPr>
+                <w:rFonts w:ascii="Times New Roman" w:eastAsia="Times New Roman" w:hAnsi="Times New Roman" w:cs="Times New Roman"/>
+                <w:sz w:val="20"/>
+                <w:szCs w:val="20"/>
+                <w:lang w:eastAsia="en-ZA"/>
+              </w:rPr>
+            </w:pPr>
+            <w:r>
+              <w:rPr>
+                <w:rFonts w:ascii="Times New Roman" w:eastAsia="Times New Roman" w:hAnsi="Times New Roman" w:cs="Times New Roman"/>
+                <w:sz w:val="20"/>
+                <w:szCs w:val="20"/>
+                <w:lang w:eastAsia="en-ZA"/>
+              </w:rPr>
+              <w:t>Rejected: Pool Owner did not wish to proceed with your quote. The Quote has been discarded</w:t>
+            </w:r>
+          </w:p>
+          <w:p>
+            <w:pPr>
+              <w:spacing w:after="480" w:line="240" w:lineRule="auto"/>
+              <w:rPr>
+                <w:rFonts w:ascii="Times New Roman" w:eastAsia="Times New Roman" w:hAnsi="Times New Roman" w:cs="Times New Roman"/>
+                <w:sz w:val="20"/>
+                <w:szCs w:val="20"/>
+                <w:lang w:eastAsia="en-ZA"/>
+              </w:rPr>
+            </w:pPr>
+            <w:r>
+              <w:rPr>
+                <w:rFonts w:ascii="Times New Roman" w:eastAsia="Times New Roman" w:hAnsi="Times New Roman" w:cs="Times New Roman"/>
+                <w:sz w:val="20"/>
+                <w:szCs w:val="20"/>
+                <w:lang w:eastAsia="en-ZA"/>
+              </w:rPr>
+              <w:t>Expired: The client has not reviewed your quote within the respective timeframe. The quote has been discarded</w:t>
+            </w:r>
           </w:p>
         </w:tc>
       </w:tr>
@@ -1364,8 +1560,192 @@
       </w:pPr>
     </w:lvl>
   </w:abstractNum>
+  <w:abstractNum w:abstractNumId="1" w15:restartNumberingAfterBreak="0">
+    <w:nsid w:val="1EDC12F0"/>
+    <w:multiLevelType w:val="hybridMultilevel"/>
+    <w:tmpl w:val="CA327788"/>
+    <w:lvl w:ilvl="0" w:tplc="1C09000F">
+      <w:start w:val="1"/>
+      <w:numFmt w:val="decimal"/>
+      <w:lvlText w:val="%1."/>
+      <w:lvlJc w:val="left"/>
+      <w:pPr>
+        <w:ind w:left="720" w:hanging="360"/>
+      </w:pPr>
+      <w:rPr>
+        <w:rFonts w:hint="default"/>
+      </w:rPr>
+    </w:lvl>
+    <w:lvl w:ilvl="1" w:tplc="1C090019" w:tentative="1">
+      <w:start w:val="1"/>
+      <w:numFmt w:val="lowerLetter"/>
+      <w:lvlText w:val="%2."/>
+      <w:lvlJc w:val="left"/>
+      <w:pPr>
+        <w:ind w:left="1440" w:hanging="360"/>
+      </w:pPr>
+    </w:lvl>
+    <w:lvl w:ilvl="2" w:tplc="1C09001B" w:tentative="1">
+      <w:start w:val="1"/>
+      <w:numFmt w:val="lowerRoman"/>
+      <w:lvlText w:val="%3."/>
+      <w:lvlJc w:val="right"/>
+      <w:pPr>
+        <w:ind w:left="2160" w:hanging="180"/>
+      </w:pPr>
+    </w:lvl>
+    <w:lvl w:ilvl="3" w:tplc="1C09000F" w:tentative="1">
+      <w:start w:val="1"/>
+      <w:numFmt w:val="decimal"/>
+      <w:lvlText w:val="%4."/>
+      <w:lvlJc w:val="left"/>
+      <w:pPr>
+        <w:ind w:left="2880" w:hanging="360"/>
+      </w:pPr>
+    </w:lvl>
+    <w:lvl w:ilvl="4" w:tplc="1C090019" w:tentative="1">
+      <w:start w:val="1"/>
+      <w:numFmt w:val="lowerLetter"/>
+      <w:lvlText w:val="%5."/>
+      <w:lvlJc w:val="left"/>
+      <w:pPr>
+        <w:ind w:left="3600" w:hanging="360"/>
+      </w:pPr>
+    </w:lvl>
+    <w:lvl w:ilvl="5" w:tplc="1C09001B" w:tentative="1">
+      <w:start w:val="1"/>
+      <w:numFmt w:val="lowerRoman"/>
+      <w:lvlText w:val="%6."/>
+      <w:lvlJc w:val="right"/>
+      <w:pPr>
+        <w:ind w:left="4320" w:hanging="180"/>
+      </w:pPr>
+    </w:lvl>
+    <w:lvl w:ilvl="6" w:tplc="1C09000F" w:tentative="1">
+      <w:start w:val="1"/>
+      <w:numFmt w:val="decimal"/>
+      <w:lvlText w:val="%7."/>
+      <w:lvlJc w:val="left"/>
+      <w:pPr>
+        <w:ind w:left="5040" w:hanging="360"/>
+      </w:pPr>
+    </w:lvl>
+    <w:lvl w:ilvl="7" w:tplc="1C090019" w:tentative="1">
+      <w:start w:val="1"/>
+      <w:numFmt w:val="lowerLetter"/>
+      <w:lvlText w:val="%8."/>
+      <w:lvlJc w:val="left"/>
+      <w:pPr>
+        <w:ind w:left="5760" w:hanging="360"/>
+      </w:pPr>
+    </w:lvl>
+    <w:lvl w:ilvl="8" w:tplc="1C09001B" w:tentative="1">
+      <w:start w:val="1"/>
+      <w:numFmt w:val="lowerRoman"/>
+      <w:lvlText w:val="%9."/>
+      <w:lvlJc w:val="right"/>
+      <w:pPr>
+        <w:ind w:left="6480" w:hanging="180"/>
+      </w:pPr>
+    </w:lvl>
+  </w:abstractNum>
+  <w:abstractNum w:abstractNumId="2" w15:restartNumberingAfterBreak="0">
+    <w:nsid w:val="43B410C7"/>
+    <w:multiLevelType w:val="hybridMultilevel"/>
+    <w:tmpl w:val="308A9DDE"/>
+    <w:lvl w:ilvl="0" w:tplc="1C09000F">
+      <w:start w:val="1"/>
+      <w:numFmt w:val="decimal"/>
+      <w:lvlText w:val="%1."/>
+      <w:lvlJc w:val="left"/>
+      <w:pPr>
+        <w:ind w:left="720" w:hanging="360"/>
+      </w:pPr>
+      <w:rPr>
+        <w:rFonts w:hint="default"/>
+      </w:rPr>
+    </w:lvl>
+    <w:lvl w:ilvl="1" w:tplc="1C090019" w:tentative="1">
+      <w:start w:val="1"/>
+      <w:numFmt w:val="lowerLetter"/>
+      <w:lvlText w:val="%2."/>
+      <w:lvlJc w:val="left"/>
+      <w:pPr>
+        <w:ind w:left="1440" w:hanging="360"/>
+      </w:pPr>
+    </w:lvl>
+    <w:lvl w:ilvl="2" w:tplc="1C09001B" w:tentative="1">
+      <w:start w:val="1"/>
+      <w:numFmt w:val="lowerRoman"/>
+      <w:lvlText w:val="%3."/>
+      <w:lvlJc w:val="right"/>
+      <w:pPr>
+        <w:ind w:left="2160" w:hanging="180"/>
+      </w:pPr>
+    </w:lvl>
+    <w:lvl w:ilvl="3" w:tplc="1C09000F" w:tentative="1">
+      <w:start w:val="1"/>
+      <w:numFmt w:val="decimal"/>
+      <w:lvlText w:val="%4."/>
+      <w:lvlJc w:val="left"/>
+      <w:pPr>
+        <w:ind w:left="2880" w:hanging="360"/>
+      </w:pPr>
+    </w:lvl>
+    <w:lvl w:ilvl="4" w:tplc="1C090019" w:tentative="1">
+      <w:start w:val="1"/>
+      <w:numFmt w:val="lowerLetter"/>
+      <w:lvlText w:val="%5."/>
+      <w:lvlJc w:val="left"/>
+      <w:pPr>
+        <w:ind w:left="3600" w:hanging="360"/>
+      </w:pPr>
+    </w:lvl>
+    <w:lvl w:ilvl="5" w:tplc="1C09001B" w:tentative="1">
+      <w:start w:val="1"/>
+      <w:numFmt w:val="lowerRoman"/>
+      <w:lvlText w:val="%6."/>
+      <w:lvlJc w:val="right"/>
+      <w:pPr>
+        <w:ind w:left="4320" w:hanging="180"/>
+      </w:pPr>
+    </w:lvl>
+    <w:lvl w:ilvl="6" w:tplc="1C09000F" w:tentative="1">
+      <w:start w:val="1"/>
+      <w:numFmt w:val="decimal"/>
+      <w:lvlText w:val="%7."/>
+      <w:lvlJc w:val="left"/>
+      <w:pPr>
+        <w:ind w:left="5040" w:hanging="360"/>
+      </w:pPr>
+    </w:lvl>
+    <w:lvl w:ilvl="7" w:tplc="1C090019" w:tentative="1">
+      <w:start w:val="1"/>
+      <w:numFmt w:val="lowerLetter"/>
+      <w:lvlText w:val="%8."/>
+      <w:lvlJc w:val="left"/>
+      <w:pPr>
+        <w:ind w:left="5760" w:hanging="360"/>
+      </w:pPr>
+    </w:lvl>
+    <w:lvl w:ilvl="8" w:tplc="1C09001B" w:tentative="1">
+      <w:start w:val="1"/>
+      <w:numFmt w:val="lowerRoman"/>
+      <w:lvlText w:val="%9."/>
+      <w:lvlJc w:val="right"/>
+      <w:pPr>
+        <w:ind w:left="6480" w:hanging="180"/>
+      </w:pPr>
+    </w:lvl>
+  </w:abstractNum>
   <w:num w:numId="1">
     <w:abstractNumId w:val="0"/>
+  </w:num>
+  <w:num w:numId="2">
+    <w:abstractNumId w:val="1"/>
+  </w:num>
+  <w:num w:numId="3">
+    <w:abstractNumId w:val="2"/>
   </w:num>
 </w:numbering>
 </file>
